--- a/por/docx/51.content.docx
+++ b/por/docx/51.content.docx
@@ -4731,19 +4731,7 @@
         <w:rPr>
           <w:lang w:val="pt_PT" w:bidi="pt_PT"/>
         </w:rPr>
-        <w:t xml:space="preserve">. • É por isso que estou aqui acorrentado: A dedicação de Paulo à pregação das boas-novas levou à sua prisão (veja </w:t>
-      </w:r>
-      <w:r>
-        <w:rPr>
-          <w:lang w:val="pt_PT" w:bidi="pt_PT"/>
-        </w:rPr>
-        <w:t>Introdução ao Livro de Colossenses</w:t>
-      </w:r>
-      <w:r>
-        <w:rPr>
-          <w:lang w:val="pt_PT" w:bidi="pt_PT"/>
-        </w:rPr>
-        <w:t>, “Data e Ocasião da Escrita”).</w:t>
+        <w:t>. • É por isso que estou aqui acorrentado: A dedicação de Paulo à pregação das boas-novas levou à sua prisão (veja Introdução ao Livro de Colossenses, “Data e Ocasião da Escrita”).</w:t>
       </w:r>
       <w:r>
         <w:rPr>
